--- a/projects/porphyromonas-ad-mechanism-manuscript/manuscript/sci_combined/局限性.docx
+++ b/projects/porphyromonas-ad-mechanism-manuscript/manuscript/sci_combined/局限性.docx
@@ -93,7 +93,7 @@
           <w:sz w:val="24"/>
           <w:szCs w:val="24"/>
         </w:rPr>
-        <w:t>4. “BBB 高分”、NTxPred2 阳性、CHEL/FRS 为模型操作性标签，分别对应筛选阈值，不等于体内转运、神经元损伤或金属配位实测。</w:t>
+        <w:t>4. “BBB 高分”、NTxPred2 阳性、CHEL/FRS 为模型操作性标签，分别对应筛选阈值，不等于体内转运、神经元损伤或金属配位实测。BBB（BBP）命中率在健康标记库（9.72%）与牙周炎标记库（9.60%）接近，该标签并非疾病特异。</w:t>
       </w:r>
     </w:p>
     <w:p>
